--- a/e2e/fixtures/header-footer-textbox.docx
+++ b/e2e/fixtures/header-footer-textbox.docx
@@ -1,6 +1,6 @@
 
 <file path=word/document.xml><?xml version="1.0" encoding="utf-8"?>
-<w:document xmlns:w="http://schemas.openxmlformats.org/wordprocessingml/2006/main" xmlns:r="http://schemas.openxmlformats.org/officeDocument/2006/relationships" xmlns:mc="http://schemas.openxmlformats.org/markup-compatibility/2006" xmlns:wp="http://schemas.openxmlformats.org/drawingml/2006/wordprocessingDrawing" xmlns:a="http://schemas.openxmlformats.org/drawingml/2006/main" xmlns:wps="http://schemas.microsoft.com/office/word/2010/wordprocessingShape" mc:Ignorable="w14 wp14">
+<w:document xmlns:wp14="http://schemas.microsoft.com/office/word/2010/wordprocessingDrawing" xmlns:w14="http://schemas.microsoft.com/office/word/2010/wordml" xmlns:w="http://schemas.openxmlformats.org/wordprocessingml/2006/main" xmlns:r="http://schemas.openxmlformats.org/officeDocument/2006/relationships" xmlns:mc="http://schemas.openxmlformats.org/markup-compatibility/2006" xmlns:wp="http://schemas.openxmlformats.org/drawingml/2006/wordprocessingDrawing" xmlns:a="http://schemas.openxmlformats.org/drawingml/2006/main" xmlns:wps="http://schemas.microsoft.com/office/word/2010/wordprocessingShape" mc:Ignorable="w14 wp14">
   <w:body>
     <w:p>
       <w:r>
@@ -92,7 +92,7 @@
 </file>
 
 <file path=word/footer1.xml><?xml version="1.0" encoding="utf-8"?>
-<w:ftr xmlns:w="http://schemas.openxmlformats.org/wordprocessingml/2006/main" xmlns:r="http://schemas.openxmlformats.org/officeDocument/2006/relationships" xmlns:mc="http://schemas.openxmlformats.org/markup-compatibility/2006" xmlns:wp="http://schemas.openxmlformats.org/drawingml/2006/wordprocessingDrawing" xmlns:a="http://schemas.openxmlformats.org/drawingml/2006/main" xmlns:wps="http://schemas.microsoft.com/office/word/2010/wordprocessingShape" mc:Ignorable="w14 wp14">
+<w:ftr xmlns:wp14="http://schemas.microsoft.com/office/word/2010/wordprocessingDrawing" xmlns:w14="http://schemas.microsoft.com/office/word/2010/wordml" xmlns:w="http://schemas.openxmlformats.org/wordprocessingml/2006/main" xmlns:r="http://schemas.openxmlformats.org/officeDocument/2006/relationships" xmlns:mc="http://schemas.openxmlformats.org/markup-compatibility/2006" xmlns:wp="http://schemas.openxmlformats.org/drawingml/2006/wordprocessingDrawing" xmlns:a="http://schemas.openxmlformats.org/drawingml/2006/main" xmlns:wps="http://schemas.microsoft.com/office/word/2010/wordprocessingShape" mc:Ignorable="w14 wp14">
   <w:p>
     <w:r>
       <w:t xml:space="preserve">Plain footer text.</w:t>
@@ -164,7 +164,7 @@
 </file>
 
 <file path=word/header1.xml><?xml version="1.0" encoding="utf-8"?>
-<w:hdr xmlns:w="http://schemas.openxmlformats.org/wordprocessingml/2006/main" xmlns:r="http://schemas.openxmlformats.org/officeDocument/2006/relationships" xmlns:mc="http://schemas.openxmlformats.org/markup-compatibility/2006" xmlns:wp="http://schemas.openxmlformats.org/drawingml/2006/wordprocessingDrawing" xmlns:a="http://schemas.openxmlformats.org/drawingml/2006/main" xmlns:wps="http://schemas.microsoft.com/office/word/2010/wordprocessingShape" mc:Ignorable="w14 wp14">
+<w:hdr xmlns:wp14="http://schemas.microsoft.com/office/word/2010/wordprocessingDrawing" xmlns:w14="http://schemas.microsoft.com/office/word/2010/wordml" xmlns:w="http://schemas.openxmlformats.org/wordprocessingml/2006/main" xmlns:r="http://schemas.openxmlformats.org/officeDocument/2006/relationships" xmlns:mc="http://schemas.openxmlformats.org/markup-compatibility/2006" xmlns:wp="http://schemas.openxmlformats.org/drawingml/2006/wordprocessingDrawing" xmlns:a="http://schemas.openxmlformats.org/drawingml/2006/main" xmlns:wps="http://schemas.microsoft.com/office/word/2010/wordprocessingShape" mc:Ignorable="w14 wp14">
   <w:p>
     <w:r>
       <w:t xml:space="preserve">Plain header text.</w:t>
